--- a/wwwroot/doc/MOEReport.docx
+++ b/wwwroot/doc/MOEReport.docx
@@ -266,10 +266,34 @@
       </w:pPr>
       <w:r>
         <w:rPr>
+          <w:rFonts w:hint="eastAsia"/>
           <w:sz w:val="44"/>
           <w:szCs w:val="48"/>
         </w:rPr>
-        <w:t xml:space="preserve">2024 </w:t>
+        <w:t>&lt;</w:t>
+      </w:r>
+      <w:r>
+        <w:rPr>
+          <w:rFonts w:hint="eastAsia"/>
+          <w:sz w:val="44"/>
+          <w:szCs w:val="48"/>
+        </w:rPr>
+        <w:t>盤查年</w:t>
+      </w:r>
+      <w:r>
+        <w:rPr>
+          <w:rFonts w:hint="eastAsia"/>
+          <w:sz w:val="44"/>
+          <w:szCs w:val="48"/>
+        </w:rPr>
+        <w:t>&gt;</w:t>
+      </w:r>
+      <w:r>
+        <w:rPr>
+          <w:sz w:val="44"/>
+          <w:szCs w:val="48"/>
+        </w:rPr>
+        <w:t xml:space="preserve"> </w:t>
       </w:r>
       <w:r>
         <w:rPr>
@@ -5949,9 +5973,6 @@
       <w:pPr>
         <w:pStyle w:val="aff5"/>
         <w:ind w:leftChars="118" w:left="283" w:firstLineChars="200"/>
-        <w:rPr>
-          <w:rFonts w:hint="eastAsia"/>
-        </w:rPr>
       </w:pPr>
     </w:p>
     <w:tbl>
@@ -6432,10 +6453,7 @@
         <w:rPr>
           <w:rFonts w:hint="eastAsia"/>
         </w:rPr>
-        <w:t>排放源鑑別</w:t>
-      </w:r>
-      <w:r>
-        <w:t>表</w:t>
+        <w:t>報告邊界表</w:t>
       </w:r>
       <w:r>
         <w:t>&gt;</w:t>
@@ -22275,13 +22293,19 @@
         <w:rPr>
           <w:rFonts w:hint="eastAsia"/>
         </w:rPr>
-        <w:t>202</w:t>
+        <w:t>&lt;</w:t>
       </w:r>
       <w:r>
         <w:rPr>
           <w:rFonts w:hint="eastAsia"/>
         </w:rPr>
-        <w:t>3</w:t>
+        <w:t>西元盤查年份</w:t>
+      </w:r>
+      <w:r>
+        <w:rPr>
+          <w:rFonts w:hint="eastAsia"/>
+        </w:rPr>
+        <w:t>&gt;</w:t>
       </w:r>
       <w:r>
         <w:rPr>
@@ -31352,30 +31376,6 @@
 </file>
 
 <file path=customXml/item1.xml><?xml version="1.0" encoding="utf-8"?>
-<b:Sources xmlns:b="http://schemas.openxmlformats.org/officeDocument/2006/bibliography" xmlns="http://schemas.openxmlformats.org/officeDocument/2006/bibliography" SelectedStyle="\APA.XSL" StyleName="APA"/>
-</file>
-
-<file path=customXml/item2.xml><?xml version="1.0" encoding="utf-8"?>
-<?mso-contentType ?>
-<FormTemplates xmlns="http://schemas.microsoft.com/sharepoint/v3/contenttype/forms">
-  <Display>DocumentLibraryForm</Display>
-  <Edit>DocumentLibraryForm</Edit>
-  <New>DocumentLibraryForm</New>
-</FormTemplates>
-</file>
-
-<file path=customXml/item3.xml><?xml version="1.0" encoding="utf-8"?>
-<p:properties xmlns:p="http://schemas.microsoft.com/office/2006/metadata/properties" xmlns:xsi="http://www.w3.org/2001/XMLSchema-instance" xmlns:pc="http://schemas.microsoft.com/office/infopath/2007/PartnerControls">
-  <documentManagement>
-    <TaxCatchAll xmlns="7fdcc51d-ffb2-4384-ac0a-9f40f3c165a4" xsi:nil="true"/>
-    <lcf76f155ced4ddcb4097134ff3c332f xmlns="df6d19e8-8e79-44fa-a652-5946ba268099">
-      <Terms xmlns="http://schemas.microsoft.com/office/infopath/2007/PartnerControls"/>
-    </lcf76f155ced4ddcb4097134ff3c332f>
-  </documentManagement>
-</p:properties>
-</file>
-
-<file path=customXml/item4.xml><?xml version="1.0" encoding="utf-8"?>
 <ct:contentTypeSchema xmlns:ct="http://schemas.microsoft.com/office/2006/metadata/contentType" xmlns:ma="http://schemas.microsoft.com/office/2006/metadata/properties/metaAttributes" ct:_="" ma:_="" ma:contentTypeName="文件" ma:contentTypeID="0x0101008C1237F5A8E93C4AB9F51356B2E5B065" ma:contentTypeVersion="11" ma:contentTypeDescription="建立新的文件。" ma:contentTypeScope="" ma:versionID="55c5abad1e37d769036310f8438f458a">
   <xsd:schema xmlns:xsd="http://www.w3.org/2001/XMLSchema" xmlns:xs="http://www.w3.org/2001/XMLSchema" xmlns:p="http://schemas.microsoft.com/office/2006/metadata/properties" xmlns:ns2="df6d19e8-8e79-44fa-a652-5946ba268099" xmlns:ns3="7fdcc51d-ffb2-4384-ac0a-9f40f3c165a4" targetNamespace="http://schemas.microsoft.com/office/2006/metadata/properties" ma:root="true" ma:fieldsID="f696b0d4133c1763036b6740d7564fc4" ns2:_="" ns3:_="">
     <xsd:import namespace="df6d19e8-8e79-44fa-a652-5946ba268099"/>
@@ -31584,34 +31584,31 @@
 </ct:contentTypeSchema>
 </file>
 
-<file path=customXml/itemProps1.xml><?xml version="1.0" encoding="utf-8"?>
-<ds:datastoreItem xmlns:ds="http://schemas.openxmlformats.org/officeDocument/2006/customXml" ds:itemID="{9BD8E5B6-C234-452B-9FAA-D8DC77C5FD85}">
-  <ds:schemaRefs>
-    <ds:schemaRef ds:uri="http://schemas.openxmlformats.org/officeDocument/2006/bibliography"/>
-  </ds:schemaRefs>
-</ds:datastoreItem>
+<file path=customXml/item2.xml><?xml version="1.0" encoding="utf-8"?>
+<p:properties xmlns:p="http://schemas.microsoft.com/office/2006/metadata/properties" xmlns:xsi="http://www.w3.org/2001/XMLSchema-instance" xmlns:pc="http://schemas.microsoft.com/office/infopath/2007/PartnerControls">
+  <documentManagement>
+    <TaxCatchAll xmlns="7fdcc51d-ffb2-4384-ac0a-9f40f3c165a4" xsi:nil="true"/>
+    <lcf76f155ced4ddcb4097134ff3c332f xmlns="df6d19e8-8e79-44fa-a652-5946ba268099">
+      <Terms xmlns="http://schemas.microsoft.com/office/infopath/2007/PartnerControls"/>
+    </lcf76f155ced4ddcb4097134ff3c332f>
+  </documentManagement>
+</p:properties>
 </file>
 
-<file path=customXml/itemProps2.xml><?xml version="1.0" encoding="utf-8"?>
-<ds:datastoreItem xmlns:ds="http://schemas.openxmlformats.org/officeDocument/2006/customXml" ds:itemID="{228040AA-8429-4969-A0DA-29C959C031EB}">
-  <ds:schemaRefs>
-    <ds:schemaRef ds:uri="http://schemas.microsoft.com/sharepoint/v3/contenttype/forms"/>
-  </ds:schemaRefs>
-</ds:datastoreItem>
+<file path=customXml/item3.xml><?xml version="1.0" encoding="utf-8"?>
+<?mso-contentType ?>
+<FormTemplates xmlns="http://schemas.microsoft.com/sharepoint/v3/contenttype/forms">
+  <Display>DocumentLibraryForm</Display>
+  <Edit>DocumentLibraryForm</Edit>
+  <New>DocumentLibraryForm</New>
+</FormTemplates>
 </file>
 
-<file path=customXml/itemProps3.xml><?xml version="1.0" encoding="utf-8"?>
-<ds:datastoreItem xmlns:ds="http://schemas.openxmlformats.org/officeDocument/2006/customXml" ds:itemID="{8DEEF061-24F3-45B9-9BE7-F7DDB218A9EB}">
-  <ds:schemaRefs>
-    <ds:schemaRef ds:uri="http://schemas.microsoft.com/office/2006/metadata/properties"/>
-    <ds:schemaRef ds:uri="http://schemas.microsoft.com/office/infopath/2007/PartnerControls"/>
-    <ds:schemaRef ds:uri="7fdcc51d-ffb2-4384-ac0a-9f40f3c165a4"/>
-    <ds:schemaRef ds:uri="df6d19e8-8e79-44fa-a652-5946ba268099"/>
-  </ds:schemaRefs>
-</ds:datastoreItem>
+<file path=customXml/item4.xml><?xml version="1.0" encoding="utf-8"?>
+<b:Sources xmlns:b="http://schemas.openxmlformats.org/officeDocument/2006/bibliography" xmlns="http://schemas.openxmlformats.org/officeDocument/2006/bibliography" SelectedStyle="\APA.XSL" StyleName="APA"/>
 </file>
 
-<file path=customXml/itemProps4.xml><?xml version="1.0" encoding="utf-8"?>
+<file path=customXml/itemProps1.xml><?xml version="1.0" encoding="utf-8"?>
 <ds:datastoreItem xmlns:ds="http://schemas.openxmlformats.org/officeDocument/2006/customXml" ds:itemID="{27366302-FD44-4D57-9D74-42EE9E3A7993}">
   <ds:schemaRefs>
     <ds:schemaRef ds:uri="http://schemas.microsoft.com/office/2006/metadata/contentType"/>
@@ -31628,4 +31625,31 @@
     <ds:schemaRef ds:uri="http://schemas.microsoft.com/internal/obd"/>
   </ds:schemaRefs>
 </ds:datastoreItem>
+</file>
+
+<file path=customXml/itemProps2.xml><?xml version="1.0" encoding="utf-8"?>
+<ds:datastoreItem xmlns:ds="http://schemas.openxmlformats.org/officeDocument/2006/customXml" ds:itemID="{8DEEF061-24F3-45B9-9BE7-F7DDB218A9EB}">
+  <ds:schemaRefs>
+    <ds:schemaRef ds:uri="http://schemas.microsoft.com/office/2006/metadata/properties"/>
+    <ds:schemaRef ds:uri="http://schemas.microsoft.com/office/infopath/2007/PartnerControls"/>
+    <ds:schemaRef ds:uri="7fdcc51d-ffb2-4384-ac0a-9f40f3c165a4"/>
+    <ds:schemaRef ds:uri="df6d19e8-8e79-44fa-a652-5946ba268099"/>
+  </ds:schemaRefs>
+</ds:datastoreItem>
+</file>
+
+<file path=customXml/itemProps3.xml><?xml version="1.0" encoding="utf-8"?>
+<ds:datastoreItem xmlns:ds="http://schemas.openxmlformats.org/officeDocument/2006/customXml" ds:itemID="{228040AA-8429-4969-A0DA-29C959C031EB}">
+  <ds:schemaRefs>
+    <ds:schemaRef ds:uri="http://schemas.microsoft.com/sharepoint/v3/contenttype/forms"/>
+  </ds:schemaRefs>
+</ds:datastoreItem>
+</file>
+
+<file path=customXml/itemProps4.xml><?xml version="1.0" encoding="utf-8"?>
+<ds:datastoreItem xmlns:ds="http://schemas.openxmlformats.org/officeDocument/2006/customXml" ds:itemID="{9BD8E5B6-C234-452B-9FAA-D8DC77C5FD85}">
+  <ds:schemaRefs>
+    <ds:schemaRef ds:uri="http://schemas.openxmlformats.org/officeDocument/2006/bibliography"/>
+  </ds:schemaRefs>
+</ds:datastoreItem>
 </file>